--- a/03_Outputs/final scripts/es/Module 7/7.2.0-es.docx
+++ b/03_Outputs/final scripts/es/Module 7/7.2.0-es.docx
@@ -19,7 +19,7 @@
     </w:p>
     <w:p>
       <w:r>
-        <w:t xml:space="preserve">La planificación, el monitoreo y la evaluación de proyectos son igualmente fundamentales. Los procesos transparentes y participativos fortalecen la rendición de cuentas y permiten ajustes oportunos. En el Pacífico, las Islas Salomón adoptaron medidas basadas en evidencia que redujeron las disparidades de género y ampliaron el acceso al dinero móvil a más de trescientos mil personas. Este caso ilustra cómo los datos localizados pueden aplicarse para crear soluciones que respondan a las necesidades de comunidades específicas.  </w:t>
+        <w:t xml:space="preserve">La planificación, el monitoreo y la evaluación de proyectos son igualmente fundamentales. Los procesos transparentes y participativos fortalecen la rendición de cuentas y permiten ajustes oportunos. En el Pacífico, las Islas Salomón adoptaron medidas basadas en evidencia que redujeron las disparidades de género mientras ampliaban el acceso al dinero móvil a más de trescientos mil personas. Este caso ilustra cómo los datos localizados pueden aplicarse para crear soluciones que respondan a las necesidades de comunidades específicas.  </w:t>
       </w:r>
     </w:p>
     <w:p>
@@ -34,7 +34,7 @@
     </w:p>
     <w:p>
       <w:r>
-        <w:t>Los enfoques que exploramos aquí preparan el terreno para construir proyectos energéticos que sean responsables, adaptables y fundamentados en necesidades reales.</w:t>
+        <w:t>Los enfoques que exploramos aquí preparan el camino para construir proyectos energéticos que sean responsables, adaptables y fundamentados en necesidades reales.</w:t>
       </w:r>
     </w:p>
     <w:sectPr>
